--- a/data/revised_2026-10_full/outputs/v2/Biology/SS1.2_Chemicals_of_Life/Biology_Chemicals_of_Life_SummaryTable.docx
+++ b/data/revised_2026-10_full/outputs/v2/Biology/SS1.2_Chemicals_of_Life/Biology_Chemicals_of_Life_SummaryTable.docx
@@ -1540,7 +1540,7 @@
         </w:rPr>
         <w:t xml:space="preserve">© 2026 SeaVuria and ARES. This work is licensed under a </w:t>
       </w:r>
-      <w:hyperlink w:history="1" r:id="rId4ee8hqutls9qicx0dtsfo">
+      <w:hyperlink w:history="1" r:id="rIdlmhoe_lblt2yd8tq8nw1n">
         <w:r>
           <w:rPr>
             <w:rFonts w:ascii="Arial" w:cs="Arial" w:eastAsia="Arial" w:hAnsi="Arial"/>
@@ -1560,7 +1560,7 @@
         </w:rPr>
         <w:t xml:space="preserve"> (</w:t>
       </w:r>
-      <w:hyperlink w:history="1" r:id="rId2o-gesojrbtkfpbmyz8di">
+      <w:hyperlink w:history="1" r:id="rIdupcjf0w04dvyy5vbbio5g">
         <w:r>
           <w:rPr>
             <w:rFonts w:ascii="Arial" w:cs="Arial" w:eastAsia="Arial" w:hAnsi="Arial"/>
@@ -1580,7 +1580,7 @@
         </w:rPr>
         <w:t xml:space="preserve">). To view a copy of this license, visit </w:t>
       </w:r>
-      <w:hyperlink w:history="1" r:id="rId-jo7a5bwdukwr5bvretqy">
+      <w:hyperlink w:history="1" r:id="rId20txi_zlaojk4wourkv_l">
         <w:r>
           <w:rPr>
             <w:rFonts w:ascii="Arial" w:cs="Arial" w:eastAsia="Arial" w:hAnsi="Arial"/>
